--- a/daily-reports/2026-09-30/report.docx
+++ b/daily-reports/2026-09-30/report.docx
@@ -28,28 +28,28 @@
         <w:pStyle w:val="Heading2"/>
       </w:pPr>
       <w:r>
-        <w:t>1. KKKKhazix/AIHOT  ⭐ 3,558</w:t>
+        <w:t>1. KKKKhazix/AIHOT  ⭐ 3,594</w:t>
       </w:r>
     </w:p>
     <w:p>
       <w:r>
-        <w:t>语言：TypeScript ｜ Stars：3,558 ｜ Forks：1,014</w:t>
+        <w:t>语言：TypeScript ｜ Stars：3,594 ｜ Forks：1,023</w:t>
         <w:br/>
       </w:r>
       <w:r>
-        <w:t>这是什么：这是一个网站框架，能自动帮你从网上找热点新闻，然后整理成每日简报。你只需要把新闻来源和筛选标准换成自己关注的，它就能变成你的专属行业热点站。</w:t>
+        <w:t>这是什么：这是一个网站框架，能自动帮你找热点新闻并生成每日简报。你只需要把新闻来源和挑选标准换成自己关注的，它就能变成你专属的行业热点站。</w:t>
         <w:br/>
       </w:r>
       <w:r>
-        <w:t>能用来做什么：适合用来搭建个人或小团队的行业资讯站，比如每天自动收集AI领域的热点，生成日报推送给读者。</w:t>
+        <w:t>能用来做什么：适合用来搭建个人或小团队的行业资讯站，比如每天自动汇总AI领域的最新动态，省去手动搜索的时间。</w:t>
         <w:br/>
       </w:r>
       <w:r>
-        <w:t>适用领域：新闻聚合、内容创作、行业监测、自媒体运营</w:t>
+        <w:t>适用领域：新闻聚合、行业资讯、内容管理</w:t>
         <w:br/>
       </w:r>
       <w:r>
-        <w:t>对新手有什么帮助：如果你对网站开发感兴趣，这个项目可以让你零基础了解如何自动抓取和整理信息，快速拥有一个自己的热点网站。</w:t>
+        <w:t>对新手有什么帮助：如果你对网站开发感兴趣，这个项目能让你快速拥有一个自动更新的热点站，无需从零写代码。</w:t>
         <w:br/>
       </w:r>
       <w:r>
@@ -61,24 +61,24 @@
         <w:pStyle w:val="Heading2"/>
       </w:pPr>
       <w:r>
-        <w:t>2. mexicat/pdoom-video  ⭐ 2,011</w:t>
+        <w:t>2. mexicat/pdoom-video  ⭐ 2,015</w:t>
       </w:r>
     </w:p>
     <w:p>
       <w:r>
-        <w:t>语言：TypeScript ｜ Stars：2,011 ｜ Forks：209</w:t>
+        <w:t>语言：TypeScript ｜ Stars：2,015 ｜ Forks：210</w:t>
         <w:br/>
       </w:r>
       <w:r>
-        <w:t>这是什么：这是一个用代码生成的音乐视频，歌曲是《I'm Upping My P(doom)》。它展示了如何用编程方式制作动画和视觉效果，而不是用传统的视频剪辑软件。</w:t>
+        <w:t>这是什么：这是一个用代码生成的音乐视频，歌曲是《I'm Upping My P(doom)》。它展示了如何用编程方式制作动画和视觉效果。</w:t>
         <w:br/>
       </w:r>
       <w:r>
-        <w:t>能用来做什么：适合用来学习如何用代码创作动态视觉艺术，或者为音乐制作独特的MV。</w:t>
+        <w:t>能用来做什么：适合用来学习如何用代码创作音乐视频或动态视觉艺术，也可以作为创意编程的参考案例。</w:t>
         <w:br/>
       </w:r>
       <w:r>
-        <w:t>适用领域：创意编程、音乐视频制作、数字艺术、前端动画</w:t>
+        <w:t>适用领域：创意编程、音乐视频、视觉艺术</w:t>
         <w:br/>
       </w:r>
       <w:r>
@@ -94,28 +94,28 @@
         <w:pStyle w:val="Heading2"/>
       </w:pPr>
       <w:r>
-        <w:t>3. Niko1221/Strata  ⭐ 1,975</w:t>
+        <w:t>3. Niko1221/Strata  ⭐ 1,990</w:t>
       </w:r>
     </w:p>
     <w:p>
       <w:r>
-        <w:t>语言：C++ ｜ Stars：1,975 ｜ Forks：229</w:t>
+        <w:t>语言：C++ ｜ Stars：1,990 ｜ Forks：229</w:t>
         <w:br/>
       </w:r>
       <w:r>
-        <w:t>这是什么：这是一个能在普通8GB以上显存的英伟达显卡上运行大型AI模型（125B参数）的工具。它提供一键安装，支持Windows和Linux，还能在本地模拟OpenAI和Anthropic的API接口，可选图片输入。</w:t>
+        <w:t>这是什么：这是一个能在普通显卡（8GB以上）上运行大型AI模型（125B参数）的工具，支持Windows和Linux一键安装。它还能在本地提供类似OpenAI的接口，并可选处理图片输入。</w:t>
         <w:br/>
       </w:r>
       <w:r>
-        <w:t>能用来做什么：适合想在本地电脑上运行大模型进行对话或图片理解，又不想购买昂贵专业显卡的用户。</w:t>
+        <w:t>能用来做什么：适合想在个人电脑上运行大语言模型、进行本地AI应用开发或实验的人，比如搭建私有的聊天机器人。</w:t>
         <w:br/>
       </w:r>
       <w:r>
-        <w:t>适用领域：AI模型部署、本地推理、聊天机器人开发、图像识别</w:t>
+        <w:t>适用领域：AI模型部署、本地推理、自然语言处理</w:t>
         <w:br/>
       </w:r>
       <w:r>
-        <w:t>对新手有什么帮助：如果你想体验大模型但预算有限，这个项目能让你在普通电脑上跑起大模型，学习AI应用开发。</w:t>
+        <w:t>对新手有什么帮助：如果你想学习AI模型部署，这个项目让你无需昂贵硬件就能体验大模型，是入门AI应用开发的好帮手。</w:t>
         <w:br/>
       </w:r>
       <w:r>
@@ -127,28 +127,28 @@
         <w:pStyle w:val="Heading2"/>
       </w:pPr>
       <w:r>
-        <w:t>4. tobi/disktree  ⭐ 1,933</w:t>
+        <w:t>4. tobi/disktree  ⭐ 1,935</w:t>
       </w:r>
     </w:p>
     <w:p>
       <w:r>
-        <w:t>语言：Rust ｜ Stars：1,933 ｜ Forks：123</w:t>
+        <w:t>语言：Rust ｜ Stars：1,935 ｜ Forks：123</w:t>
         <w:br/>
       </w:r>
       <w:r>
-        <w:t>这是什么：这是一个用图形化方式（树状图）展示磁盘空间占用情况的工具，能帮你快速找到哪些大文件占满了硬盘，并方便地删除它们。专为Omarchy系统设计，用Rust和GPUI编写。</w:t>
+        <w:t>这是什么：这是一个磁盘空间分析工具，用树状图直观显示哪些文件占用了大量空间，帮你快速找到并删除不需要的大文件。专为Omarchy系统设计，用Rust和GPUI编写。</w:t>
         <w:br/>
       </w:r>
       <w:r>
-        <w:t>能用来做什么：当电脑硬盘空间不足时，可以用它直观地看到哪些文件夹或文件最占空间，然后清理。</w:t>
+        <w:t>能用来做什么：当你的电脑磁盘快满时，可以用它来可视化查看空间占用，轻松清理垃圾文件。</w:t>
         <w:br/>
       </w:r>
       <w:r>
-        <w:t>适用领域：系统工具、磁盘管理、文件清理、Linux桌面</w:t>
+        <w:t>适用领域：系统工具、磁盘管理、文件清理</w:t>
         <w:br/>
       </w:r>
       <w:r>
-        <w:t>对新手有什么帮助：对电脑维护不熟悉的新手，可以通过这个工具轻松管理磁盘空间，避免手动查找大文件的麻烦。</w:t>
+        <w:t>对新手有什么帮助：对电脑维护感兴趣的新手，可以通过这个工具直观了解磁盘使用情况，学会管理存储空间。</w:t>
         <w:br/>
       </w:r>
       <w:r>
@@ -160,28 +160,28 @@
         <w:pStyle w:val="Heading2"/>
       </w:pPr>
       <w:r>
-        <w:t>5. dzhng/jevgrep  ⭐ 1,809</w:t>
+        <w:t>5. dzhng/jevgrep  ⭐ 1,811</w:t>
       </w:r>
     </w:p>
     <w:p>
       <w:r>
-        <w:t>语言：TypeScript ｜ Stars：1,809 ｜ Forks：118</w:t>
+        <w:t>语言：TypeScript ｜ Stars：1,811 ｜ Forks：118</w:t>
         <w:br/>
       </w:r>
       <w:r>
-        <w:t>这是什么：这是一个命令行工具，让你通过描述代码的功能来查找代码。它使用Jev来发现相关文件和源代码上下文，特别适合编程助手使用。</w:t>
+        <w:t>这是什么：这是一个命令行工具，能通过描述代码功能来查找相关代码文件。它使用Jev来发现相关文件和源代码上下文，特别适合编程助手使用。</w:t>
         <w:br/>
       </w:r>
       <w:r>
-        <w:t>能用来做什么：当你在大型项目中想找实现某个功能的代码，但不知道具体文件名或关键词时，可以用它来搜索。</w:t>
+        <w:t>能用来做什么：当你不记得代码放在哪个文件时，可以用它搜索，比如输入“用户登录功能”就能找到相关代码。</w:t>
         <w:br/>
       </w:r>
       <w:r>
-        <w:t>适用领域：代码搜索、软件开发、编程辅助、AI编程工具</w:t>
+        <w:t>适用领域：代码搜索、开发工具、编程辅助</w:t>
         <w:br/>
       </w:r>
       <w:r>
-        <w:t>对新手有什么帮助：对于刚学习编程的新手，这个工具能帮你快速理解项目结构，通过功能描述找到相关代码，提高学习效率。</w:t>
+        <w:t>对新手有什么帮助：对于编程新手，这个工具能帮你快速定位代码，提高学习和开发效率，尤其适合在大型项目中探索。</w:t>
         <w:br/>
       </w:r>
       <w:r>
@@ -212,7 +212,7 @@
         <w:t>GLM-5.3 and the spread of advanced cyber capabilities</w:t>
       </w:r>
       <w:r>
-        <w:t>（👍 211）</w:t>
+        <w:t>（👍 216）</w:t>
       </w:r>
       <w:r>
         <w:br/>
@@ -220,7 +220,7 @@
       </w:r>
       <w:r>
         <w:br/>
-        <w:t>摘要：智谱发布 GLM-5.3 模型，外界关注其可能推动先进网络攻击能力的扩散，引发对开源大模型被滥用于网络安全的担忧。</w:t>
+        <w:t>摘要：智谱发布 GLM-5.3 模型，引发外界对先进网络攻击能力扩散的担忧，讨论焦点在于高性能开源大模型可能被滥用于网络安全攻击。</w:t>
       </w:r>
     </w:p>
     <w:p>
@@ -231,7 +231,7 @@
         <w:t>McDonald's Is Using AI to Dynamically Price Its Burgers</w:t>
       </w:r>
       <w:r>
-        <w:t>（👍 24）</w:t>
+        <w:t>（👍 27）</w:t>
       </w:r>
       <w:r>
         <w:br/>
@@ -239,7 +239,7 @@
       </w:r>
       <w:r>
         <w:br/>
-        <w:t>摘要：麦当劳被曝利用 AI 对汉堡等餐品进行动态定价，反映 AI 定价算法正进入日常消费场景，也引发对消费者公平性的讨论。</w:t>
+        <w:t>摘要：麦当劳被曝利用 AI 对汉堡等商品进行动态定价，可根据时段、需求等因素实时调整价格，引发消费者对算法定价透明度和公平性的争议。</w:t>
       </w:r>
     </w:p>
     <w:p>
@@ -263,7 +263,7 @@
       </w:r>
       <w:r>
         <w:br/>
-        <w:t>摘要：该论文提出“技能空间射击”（Skill-Space Shooting）方法，用于自主机器人策略的改进，为机器人自主学习与技能组合提供新思路。</w:t>
+        <w:t>摘要：该 arXiv 论文提出「技能空间射击」方法，通过在技能空间中搜索与优化来提升自主机器人策略的性能，为机器人学习提供新的改进思路。</w:t>
       </w:r>
     </w:p>
     <w:p>
@@ -287,7 +287,7 @@
       </w:r>
       <w:r>
         <w:br/>
-        <w:t>摘要：OpenAI 一夜之间发布 GPT-6.1 Sol 及约 25 项更新，展示其在模型能力与产品功能上的快速迭代节奏。</w:t>
+        <w:t>摘要：OpenAI 一夜之间发布 GPT-6.1 Sol 及约 25 项更新，涵盖模型能力与产品功能，被视为其加速迭代、巩固领先地位的重要动作。</w:t>
       </w:r>
     </w:p>
     <w:p>
@@ -311,7 +311,7 @@
       </w:r>
       <w:r>
         <w:br/>
-        <w:t>摘要：Anthropic 发布号称“性价比之王”的 Sonnet 5.5，主打高性能与低成本，进一步加剧大模型价格与能力竞争。</w:t>
+        <w:t>摘要：Anthropic 发布被称「性价比之王」的 Sonnet 5.5 模型，主打高性能与低成本平衡，进一步加剧大模型 API 市场的价格与能力竞争。</w:t>
       </w:r>
     </w:p>
     <w:sectPr>
